--- a/docs/Pack_Aliado_Gabriel_Barrios/docx/16_Plan_Operativo.docx
+++ b/docs/Pack_Aliado_Gabriel_Barrios/docx/16_Plan_Operativo.docx
@@ -341,7 +341,7 @@
               <w:rPr>
                 <w:sz w:val="20"/>
               </w:rPr>
-              <w:t>Ver § “Listo para piloto”</w:t>
+              <w:t>Ver § «Listo para piloto»</w:t>
             </w:r>
           </w:p>
         </w:tc>
@@ -689,6 +689,29 @@
     <w:p/>
     <w:p>
       <w:r>
+        <w:t xml:space="preserve">Zonix </w:t>
+      </w:r>
+      <w:r>
+        <w:rPr>
+          <w:b/>
+        </w:rPr>
+        <w:t>no opera flota propia</w:t>
+      </w:r>
+      <w:r>
+        <w:t xml:space="preserve">: la ejecución física del delivery corresponde a </w:t>
+      </w:r>
+      <w:r>
+        <w:rPr>
+          <w:b/>
+        </w:rPr>
+        <w:t>empresa(s) partner</w:t>
+      </w:r>
+      <w:r>
+        <w:t xml:space="preserve"> con contrato marco. La plataforma asigna, hace seguimiento y aplica reglas comerciales.</w:t>
+      </w:r>
+    </w:p>
+    <w:p>
+      <w:r>
         <w:t>────────────────────────────────────────</w:t>
       </w:r>
     </w:p>
@@ -880,7 +903,7 @@
         <w:t>espera de validación</w:t>
       </w:r>
       <w:r>
-        <w:t xml:space="preserve"> — notificación al farmacéutico de esa farmacia.</w:t>
+        <w:t xml:space="preserve"> — notificación push al farmacéutico de esa farmacia.</w:t>
       </w:r>
     </w:p>
     <w:p>
@@ -1315,8 +1338,101 @@
     </w:tbl>
     <w:p/>
     <w:p>
+      <w:r/>
       <w:r>
-        <w:t>Compromisos: cumplir plazos, reportar recetas sospechosas, mantener MPPS vigente.</w:t>
+        <w:rPr>
+          <w:b/>
+        </w:rPr>
+        <w:t>Verificación MPPS:</w:t>
+      </w:r>
+      <w:r>
+        <w:t xml:space="preserve"> contraste con portal oficial MPPS y/o colegio farmacéutico regional; si falla consulta en línea, verificación manual en 48–72 h; cuenta en estado </w:t>
+      </w:r>
+      <w:r>
+        <w:rPr>
+          <w:b/>
+        </w:rPr>
+        <w:t>pendiente</w:t>
+      </w:r>
+      <w:r>
+        <w:t xml:space="preserve"> hasta aprobación.</w:t>
+      </w:r>
+    </w:p>
+    <w:p>
+      <w:r>
+        <w:t>Compromisos: cumplir plazos, reportar recetas sospechosas, mantener MPPS vigente, responder ante auditoría con historial exportable.</w:t>
+      </w:r>
+    </w:p>
+    <w:p>
+      <w:r>
+        <w:t>────────────────────────────────────────</w:t>
+      </w:r>
+    </w:p>
+    <w:p>
+      <w:pPr>
+        <w:pStyle w:val="Heading1"/>
+      </w:pPr>
+      <w:r>
+        <w:t>Trazabilidad y auditoría</w:t>
+      </w:r>
+    </w:p>
+    <w:p>
+      <w:r>
+        <w:t>Cada validación queda registrada con:</w:t>
+      </w:r>
+    </w:p>
+    <w:p>
+      <w:r>
+        <w:t>- Identificador de receta, farmacéutico (con número MPPS), farmacia, paciente, orden</w:t>
+      </w:r>
+    </w:p>
+    <w:p>
+      <w:r>
+        <w:t>- Resultado (aprobada / rechazada / vencida), motivo de rechazo, timestamp</w:t>
+      </w:r>
+    </w:p>
+    <w:p>
+      <w:r>
+        <w:t>- Evidencia de consulta MPPS archivada en audit trail</w:t>
+      </w:r>
+    </w:p>
+    <w:p>
+      <w:r/>
+      <w:r>
+        <w:rPr>
+          <w:b/>
+        </w:rPr>
+        <w:t>Retención:</w:t>
+      </w:r>
+      <w:r>
+        <w:t xml:space="preserve"> plazos de conservación digital son </w:t>
+      </w:r>
+      <w:r>
+        <w:rPr>
+          <w:b/>
+        </w:rPr>
+        <w:t>hipótesis operativas</w:t>
+      </w:r>
+      <w:r>
+        <w:t xml:space="preserve"> (referencia sectorial ~10 años para trazabilidad) hasta dictamen abogado + farmacéutico asesor. Recetas </w:t>
+      </w:r>
+      <w:r>
+        <w:rPr>
+          <w:b/>
+        </w:rPr>
+        <w:t>retenidas/controladas</w:t>
+      </w:r>
+      <w:r>
+        <w:t xml:space="preserve">: custodia física y libros en la </w:t>
+      </w:r>
+      <w:r>
+        <w:rPr>
+          <w:b/>
+        </w:rPr>
+        <w:t>farmacia</w:t>
+      </w:r>
+      <w:r>
+        <w:t>.</w:t>
       </w:r>
     </w:p>
     <w:p>
@@ -1362,7 +1478,7 @@
     </w:p>
     <w:p>
       <w:r>
-        <w:t>- Evidencia: foto de termómetro al recoger y al entregar; si se rompe la cadena → política de reembolso según responsabilidad.</w:t>
+        <w:t>- Evidencia: foto de termómetro al recoger y al entregar; si se rompe la cadena → política de reembolso según responsabilidad (farmacia / partner / paciente).</w:t>
       </w:r>
     </w:p>
     <w:p>
@@ -1440,7 +1556,7 @@
         <w:t>Regla de oro:</w:t>
       </w:r>
       <w:r>
-        <w:t xml:space="preserve"> pickup siempre disponible; delivery es mejora, no requisito de existencia del pedido.</w:t>
+        <w:t xml:space="preserve"> pickup siempre disponible; delivery es mejora, not requisito de existencia del pedido.</w:t>
       </w:r>
     </w:p>
     <w:p>
@@ -2050,7 +2166,7 @@
               <w:rPr>
                 <w:sz w:val="20"/>
               </w:rPr>
-              <w:t>Consentimiento explícito antes de subir receta; acceso limitado por rol</w:t>
+              <w:t>Consentimiento explícito antes de subir receta; acceso limitado por rol; cifrado en tránsito</w:t>
             </w:r>
           </w:p>
         </w:tc>
@@ -2083,11 +2199,962 @@
           </w:p>
         </w:tc>
       </w:tr>
+      <w:tr>
+        <w:tc>
+          <w:tcPr>
+            <w:tcW w:type="dxa" w:w="4320"/>
+          </w:tcPr>
+          <w:p>
+            <w:r>
+              <w:rPr>
+                <w:sz w:val="20"/>
+              </w:rPr>
+              <w:t>**Cuentas demo**</w:t>
+            </w:r>
+          </w:p>
+        </w:tc>
+        <w:tc>
+          <w:tcPr>
+            <w:tcW w:type="dxa" w:w="4320"/>
+          </w:tcPr>
+          <w:p>
+            <w:r>
+              <w:rPr>
+                <w:sz w:val="20"/>
+              </w:rPr>
+              <w:t>Paciente, farmacia, farmacéutico y delivery con datos de prueba listos</w:t>
+            </w:r>
+          </w:p>
+        </w:tc>
+      </w:tr>
     </w:tbl>
     <w:p/>
     <w:p>
       <w:r>
-        <w:t>No prometemos “cumplimiento pleno” regulatorio hasta cerrar dictámenes escritos.</w:t>
+        <w:t>No prometemos «cumplimiento pleno» regulatorio hasta cerrar dictámenes escritos.</w:t>
+      </w:r>
+    </w:p>
+    <w:p>
+      <w:pPr>
+        <w:pStyle w:val="Heading2"/>
+      </w:pPr>
+      <w:r>
+        <w:t>Checklist operativo detallado (runbook pre-Day-D)</w:t>
+      </w:r>
+    </w:p>
+    <w:tbl>
+      <w:tblPr>
+        <w:tblStyle w:val="TableGrid"/>
+        <w:tblW w:type="auto" w:w="0"/>
+        <w:tblLook w:firstColumn="1" w:firstRow="1" w:lastColumn="0" w:lastRow="0" w:noHBand="0" w:noVBand="1" w:val="04A0"/>
+      </w:tblPr>
+      <w:tblGrid>
+        <w:gridCol w:w="2160"/>
+        <w:gridCol w:w="2160"/>
+        <w:gridCol w:w="2160"/>
+        <w:gridCol w:w="2160"/>
+      </w:tblGrid>
+      <w:tr>
+        <w:tc>
+          <w:tcPr>
+            <w:tcW w:type="dxa" w:w="2160"/>
+            <w:shd w:fill="1E2A5A"/>
+          </w:tcPr>
+          <w:p>
+            <w:r>
+              <w:rPr>
+                <w:b/>
+                <w:color w:val="FFFFFF"/>
+                <w:sz w:val="20"/>
+              </w:rPr>
+              <w:t>#</w:t>
+            </w:r>
+          </w:p>
+        </w:tc>
+        <w:tc>
+          <w:tcPr>
+            <w:tcW w:type="dxa" w:w="2160"/>
+            <w:shd w:fill="1E2A5A"/>
+          </w:tcPr>
+          <w:p>
+            <w:r>
+              <w:rPr>
+                <w:b/>
+                <w:color w:val="FFFFFF"/>
+                <w:sz w:val="20"/>
+              </w:rPr>
+              <w:t>Ítem</w:t>
+            </w:r>
+          </w:p>
+        </w:tc>
+        <w:tc>
+          <w:tcPr>
+            <w:tcW w:type="dxa" w:w="2160"/>
+            <w:shd w:fill="1E2A5A"/>
+          </w:tcPr>
+          <w:p>
+            <w:r>
+              <w:rPr>
+                <w:b/>
+                <w:color w:val="FFFFFF"/>
+                <w:sz w:val="20"/>
+              </w:rPr>
+              <w:t>Responsable</w:t>
+            </w:r>
+          </w:p>
+        </w:tc>
+        <w:tc>
+          <w:tcPr>
+            <w:tcW w:type="dxa" w:w="2160"/>
+            <w:shd w:fill="1E2A5A"/>
+          </w:tcPr>
+          <w:p>
+            <w:r>
+              <w:rPr>
+                <w:b/>
+                <w:color w:val="FFFFFF"/>
+                <w:sz w:val="20"/>
+              </w:rPr>
+              <w:t>Estado esperado</w:t>
+            </w:r>
+          </w:p>
+        </w:tc>
+      </w:tr>
+      <w:tr>
+        <w:tc>
+          <w:tcPr>
+            <w:tcW w:type="dxa" w:w="2160"/>
+          </w:tcPr>
+          <w:p>
+            <w:r>
+              <w:rPr>
+                <w:sz w:val="20"/>
+              </w:rPr>
+              <w:t>1</w:t>
+            </w:r>
+          </w:p>
+        </w:tc>
+        <w:tc>
+          <w:tcPr>
+            <w:tcW w:type="dxa" w:w="2160"/>
+          </w:tcPr>
+          <w:p>
+            <w:r>
+              <w:rPr>
+                <w:sz w:val="20"/>
+              </w:rPr>
+              <w:t>Prueba manual Rx/OTC completa (paciente → pago → despacho)</w:t>
+            </w:r>
+          </w:p>
+        </w:tc>
+        <w:tc>
+          <w:tcPr>
+            <w:tcW w:type="dxa" w:w="2160"/>
+          </w:tcPr>
+          <w:p>
+            <w:r>
+              <w:rPr>
+                <w:sz w:val="20"/>
+              </w:rPr>
+              <w:t>Founder + QA</w:t>
+            </w:r>
+          </w:p>
+        </w:tc>
+        <w:tc>
+          <w:tcPr>
+            <w:tcW w:type="dxa" w:w="2160"/>
+          </w:tcPr>
+          <w:p>
+            <w:r>
+              <w:rPr>
+                <w:sz w:val="20"/>
+              </w:rPr>
+              <w:t>Ejecutada y firmada</w:t>
+            </w:r>
+          </w:p>
+        </w:tc>
+      </w:tr>
+      <w:tr>
+        <w:tc>
+          <w:tcPr>
+            <w:tcW w:type="dxa" w:w="2160"/>
+          </w:tcPr>
+          <w:p>
+            <w:r>
+              <w:rPr>
+                <w:sz w:val="20"/>
+              </w:rPr>
+              <w:t>2</w:t>
+            </w:r>
+          </w:p>
+        </w:tc>
+        <w:tc>
+          <w:tcPr>
+            <w:tcW w:type="dxa" w:w="2160"/>
+          </w:tcPr>
+          <w:p>
+            <w:r>
+              <w:rPr>
+                <w:sz w:val="20"/>
+              </w:rPr>
+              <w:t>Cuentas demo: paciente, farmacia, farmacéutico, delivery</w:t>
+            </w:r>
+          </w:p>
+        </w:tc>
+        <w:tc>
+          <w:tcPr>
+            <w:tcW w:type="dxa" w:w="2160"/>
+          </w:tcPr>
+          <w:p>
+            <w:r>
+              <w:rPr>
+                <w:sz w:val="20"/>
+              </w:rPr>
+              <w:t>Ops</w:t>
+            </w:r>
+          </w:p>
+        </w:tc>
+        <w:tc>
+          <w:tcPr>
+            <w:tcW w:type="dxa" w:w="2160"/>
+          </w:tcPr>
+          <w:p>
+            <w:r>
+              <w:rPr>
+                <w:sz w:val="20"/>
+              </w:rPr>
+              <w:t>Cargadas en staging</w:t>
+            </w:r>
+          </w:p>
+        </w:tc>
+      </w:tr>
+      <w:tr>
+        <w:tc>
+          <w:tcPr>
+            <w:tcW w:type="dxa" w:w="2160"/>
+          </w:tcPr>
+          <w:p>
+            <w:r>
+              <w:rPr>
+                <w:sz w:val="20"/>
+              </w:rPr>
+              <w:t>3</w:t>
+            </w:r>
+          </w:p>
+        </w:tc>
+        <w:tc>
+          <w:tcPr>
+            <w:tcW w:type="dxa" w:w="2160"/>
+          </w:tcPr>
+          <w:p>
+            <w:r>
+              <w:rPr>
+                <w:sz w:val="20"/>
+              </w:rPr>
+              <w:t>Contrato marco farmacia — borrador abogado</w:t>
+            </w:r>
+          </w:p>
+        </w:tc>
+        <w:tc>
+          <w:tcPr>
+            <w:tcW w:type="dxa" w:w="2160"/>
+          </w:tcPr>
+          <w:p>
+            <w:r>
+              <w:rPr>
+                <w:sz w:val="20"/>
+              </w:rPr>
+              <w:t>Legal</w:t>
+            </w:r>
+          </w:p>
+        </w:tc>
+        <w:tc>
+          <w:tcPr>
+            <w:tcW w:type="dxa" w:w="2160"/>
+          </w:tcPr>
+          <w:p>
+            <w:r>
+              <w:rPr>
+                <w:sz w:val="20"/>
+              </w:rPr>
+              <w:t>Revisado, no versión final pública</w:t>
+            </w:r>
+          </w:p>
+        </w:tc>
+      </w:tr>
+      <w:tr>
+        <w:tc>
+          <w:tcPr>
+            <w:tcW w:type="dxa" w:w="2160"/>
+          </w:tcPr>
+          <w:p>
+            <w:r>
+              <w:rPr>
+                <w:sz w:val="20"/>
+              </w:rPr>
+              <w:t>4</w:t>
+            </w:r>
+          </w:p>
+        </w:tc>
+        <w:tc>
+          <w:tcPr>
+            <w:tcW w:type="dxa" w:w="2160"/>
+          </w:tcPr>
+          <w:p>
+            <w:r>
+              <w:rPr>
+                <w:sz w:val="20"/>
+              </w:rPr>
+              <w:t>Aviso privacidad + T&amp;C app</w:t>
+            </w:r>
+          </w:p>
+        </w:tc>
+        <w:tc>
+          <w:tcPr>
+            <w:tcW w:type="dxa" w:w="2160"/>
+          </w:tcPr>
+          <w:p>
+            <w:r>
+              <w:rPr>
+                <w:sz w:val="20"/>
+              </w:rPr>
+              <w:t>Legal</w:t>
+            </w:r>
+          </w:p>
+        </w:tc>
+        <w:tc>
+          <w:tcPr>
+            <w:tcW w:type="dxa" w:w="2160"/>
+          </w:tcPr>
+          <w:p>
+            <w:r>
+              <w:rPr>
+                <w:sz w:val="20"/>
+              </w:rPr>
+              <w:t>Borrador con fecha</w:t>
+            </w:r>
+          </w:p>
+        </w:tc>
+      </w:tr>
+      <w:tr>
+        <w:tc>
+          <w:tcPr>
+            <w:tcW w:type="dxa" w:w="2160"/>
+          </w:tcPr>
+          <w:p>
+            <w:r>
+              <w:rPr>
+                <w:sz w:val="20"/>
+              </w:rPr>
+              <w:t>5</w:t>
+            </w:r>
+          </w:p>
+        </w:tc>
+        <w:tc>
+          <w:tcPr>
+            <w:tcW w:type="dxa" w:w="2160"/>
+          </w:tcPr>
+          <w:p>
+            <w:r>
+              <w:rPr>
+                <w:sz w:val="20"/>
+              </w:rPr>
+              <w:t>Verificación MPPS — runbook interno</w:t>
+            </w:r>
+          </w:p>
+        </w:tc>
+        <w:tc>
+          <w:tcPr>
+            <w:tcW w:type="dxa" w:w="2160"/>
+          </w:tcPr>
+          <w:p>
+            <w:r>
+              <w:rPr>
+                <w:sz w:val="20"/>
+              </w:rPr>
+              <w:t>CS</w:t>
+            </w:r>
+          </w:p>
+        </w:tc>
+        <w:tc>
+          <w:tcPr>
+            <w:tcW w:type="dxa" w:w="2160"/>
+          </w:tcPr>
+          <w:p>
+            <w:r>
+              <w:rPr>
+                <w:sz w:val="20"/>
+              </w:rPr>
+              <w:t>URL fuente documentada</w:t>
+            </w:r>
+          </w:p>
+        </w:tc>
+      </w:tr>
+      <w:tr>
+        <w:tc>
+          <w:tcPr>
+            <w:tcW w:type="dxa" w:w="2160"/>
+          </w:tcPr>
+          <w:p>
+            <w:r>
+              <w:rPr>
+                <w:sz w:val="20"/>
+              </w:rPr>
+              <w:t>6</w:t>
+            </w:r>
+          </w:p>
+        </w:tc>
+        <w:tc>
+          <w:tcPr>
+            <w:tcW w:type="dxa" w:w="2160"/>
+          </w:tcPr>
+          <w:p>
+            <w:r>
+              <w:rPr>
+                <w:sz w:val="20"/>
+              </w:rPr>
+              <w:t>Partner delivery — contrato o acta Plan B pickup</w:t>
+            </w:r>
+          </w:p>
+        </w:tc>
+        <w:tc>
+          <w:tcPr>
+            <w:tcW w:type="dxa" w:w="2160"/>
+          </w:tcPr>
+          <w:p>
+            <w:r>
+              <w:rPr>
+                <w:sz w:val="20"/>
+              </w:rPr>
+              <w:t>Comercial</w:t>
+            </w:r>
+          </w:p>
+        </w:tc>
+        <w:tc>
+          <w:tcPr>
+            <w:tcW w:type="dxa" w:w="2160"/>
+          </w:tcPr>
+          <w:p>
+            <w:r>
+              <w:rPr>
+                <w:sz w:val="20"/>
+              </w:rPr>
+              <w:t>Al menos uno firmado o Plan B escrito</w:t>
+            </w:r>
+          </w:p>
+        </w:tc>
+      </w:tr>
+      <w:tr>
+        <w:tc>
+          <w:tcPr>
+            <w:tcW w:type="dxa" w:w="2160"/>
+          </w:tcPr>
+          <w:p>
+            <w:r>
+              <w:rPr>
+                <w:sz w:val="20"/>
+              </w:rPr>
+              <w:t>7</w:t>
+            </w:r>
+          </w:p>
+        </w:tc>
+        <w:tc>
+          <w:tcPr>
+            <w:tcW w:type="dxa" w:w="2160"/>
+          </w:tcPr>
+          <w:p>
+            <w:r>
+              <w:rPr>
+                <w:sz w:val="20"/>
+              </w:rPr>
+              <w:t>Playbook incidencias (caída app, receta falsificada, cadena frío rota)</w:t>
+            </w:r>
+          </w:p>
+        </w:tc>
+        <w:tc>
+          <w:tcPr>
+            <w:tcW w:type="dxa" w:w="2160"/>
+          </w:tcPr>
+          <w:p>
+            <w:r>
+              <w:rPr>
+                <w:sz w:val="20"/>
+              </w:rPr>
+              <w:t>Ops + CS</w:t>
+            </w:r>
+          </w:p>
+        </w:tc>
+        <w:tc>
+          <w:tcPr>
+            <w:tcW w:type="dxa" w:w="2160"/>
+          </w:tcPr>
+          <w:p>
+            <w:r>
+              <w:rPr>
+                <w:sz w:val="20"/>
+              </w:rPr>
+              <w:t>Documento interno</w:t>
+            </w:r>
+          </w:p>
+        </w:tc>
+      </w:tr>
+      <w:tr>
+        <w:tc>
+          <w:tcPr>
+            <w:tcW w:type="dxa" w:w="2160"/>
+          </w:tcPr>
+          <w:p>
+            <w:r>
+              <w:rPr>
+                <w:sz w:val="20"/>
+              </w:rPr>
+              <w:t>8</w:t>
+            </w:r>
+          </w:p>
+        </w:tc>
+        <w:tc>
+          <w:tcPr>
+            <w:tcW w:type="dxa" w:w="2160"/>
+          </w:tcPr>
+          <w:p>
+            <w:r>
+              <w:rPr>
+                <w:sz w:val="20"/>
+              </w:rPr>
+              <w:t>Capacitación farmacéutico — video + PDF</w:t>
+            </w:r>
+          </w:p>
+        </w:tc>
+        <w:tc>
+          <w:tcPr>
+            <w:tcW w:type="dxa" w:w="2160"/>
+          </w:tcPr>
+          <w:p>
+            <w:r>
+              <w:rPr>
+                <w:sz w:val="20"/>
+              </w:rPr>
+              <w:t>Ops</w:t>
+            </w:r>
+          </w:p>
+        </w:tc>
+        <w:tc>
+          <w:tcPr>
+            <w:tcW w:type="dxa" w:w="2160"/>
+          </w:tcPr>
+          <w:p>
+            <w:r>
+              <w:rPr>
+                <w:sz w:val="20"/>
+              </w:rPr>
+              <w:t>Listo para onboarding</w:t>
+            </w:r>
+          </w:p>
+        </w:tc>
+      </w:tr>
+      <w:tr>
+        <w:tc>
+          <w:tcPr>
+            <w:tcW w:type="dxa" w:w="2160"/>
+          </w:tcPr>
+          <w:p>
+            <w:r>
+              <w:rPr>
+                <w:sz w:val="20"/>
+              </w:rPr>
+              <w:t>9</w:t>
+            </w:r>
+          </w:p>
+        </w:tc>
+        <w:tc>
+          <w:tcPr>
+            <w:tcW w:type="dxa" w:w="2160"/>
+          </w:tcPr>
+          <w:p>
+            <w:r>
+              <w:rPr>
+                <w:sz w:val="20"/>
+              </w:rPr>
+              <w:t>SLA validación 60 min comunicado a farmacias piloto</w:t>
+            </w:r>
+          </w:p>
+        </w:tc>
+        <w:tc>
+          <w:tcPr>
+            <w:tcW w:type="dxa" w:w="2160"/>
+          </w:tcPr>
+          <w:p>
+            <w:r>
+              <w:rPr>
+                <w:sz w:val="20"/>
+              </w:rPr>
+              <w:t>Sales</w:t>
+            </w:r>
+          </w:p>
+        </w:tc>
+        <w:tc>
+          <w:tcPr>
+            <w:tcW w:type="dxa" w:w="2160"/>
+          </w:tcPr>
+          <w:p>
+            <w:r>
+              <w:rPr>
+                <w:sz w:val="20"/>
+              </w:rPr>
+              <w:t>En carta de intención</w:t>
+            </w:r>
+          </w:p>
+        </w:tc>
+      </w:tr>
+      <w:tr>
+        <w:tc>
+          <w:tcPr>
+            <w:tcW w:type="dxa" w:w="2160"/>
+          </w:tcPr>
+          <w:p>
+            <w:r>
+              <w:rPr>
+                <w:sz w:val="20"/>
+              </w:rPr>
+              <w:t>10</w:t>
+            </w:r>
+          </w:p>
+        </w:tc>
+        <w:tc>
+          <w:tcPr>
+            <w:tcW w:type="dxa" w:w="2160"/>
+          </w:tcPr>
+          <w:p>
+            <w:r>
+              <w:rPr>
+                <w:sz w:val="20"/>
+              </w:rPr>
+              <w:t>Dictamen farmacéutico asesor sobre textos al paciente</w:t>
+            </w:r>
+          </w:p>
+        </w:tc>
+        <w:tc>
+          <w:tcPr>
+            <w:tcW w:type="dxa" w:w="2160"/>
+          </w:tcPr>
+          <w:p>
+            <w:r>
+              <w:rPr>
+                <w:sz w:val="20"/>
+              </w:rPr>
+              <w:t>Regulatorio</w:t>
+            </w:r>
+          </w:p>
+        </w:tc>
+        <w:tc>
+          <w:tcPr>
+            <w:tcW w:type="dxa" w:w="2160"/>
+          </w:tcPr>
+          <w:p>
+            <w:r>
+              <w:rPr>
+                <w:sz w:val="20"/>
+              </w:rPr>
+              <w:t>**[PENDIENTE]**</w:t>
+            </w:r>
+          </w:p>
+        </w:tc>
+      </w:tr>
+    </w:tbl>
+    <w:p/>
+    <w:p>
+      <w:r>
+        <w:t>────────────────────────────────────────</w:t>
+      </w:r>
+    </w:p>
+    <w:p>
+      <w:pPr>
+        <w:pStyle w:val="Heading1"/>
+      </w:pPr>
+      <w:r>
+        <w:t>Disputas y casos límite (resumen)</w:t>
+      </w:r>
+    </w:p>
+    <w:tbl>
+      <w:tblPr>
+        <w:tblStyle w:val="TableGrid"/>
+        <w:tblW w:type="auto" w:w="0"/>
+        <w:tblLook w:firstColumn="1" w:firstRow="1" w:lastColumn="0" w:lastRow="0" w:noHBand="0" w:noVBand="1" w:val="04A0"/>
+      </w:tblPr>
+      <w:tblGrid>
+        <w:gridCol w:w="2880"/>
+        <w:gridCol w:w="2880"/>
+        <w:gridCol w:w="2880"/>
+      </w:tblGrid>
+      <w:tr>
+        <w:tc>
+          <w:tcPr>
+            <w:tcW w:type="dxa" w:w="2880"/>
+            <w:shd w:fill="1E2A5A"/>
+          </w:tcPr>
+          <w:p>
+            <w:r>
+              <w:rPr>
+                <w:b/>
+                <w:color w:val="FFFFFF"/>
+                <w:sz w:val="20"/>
+              </w:rPr>
+              <w:t>Caso</w:t>
+            </w:r>
+          </w:p>
+        </w:tc>
+        <w:tc>
+          <w:tcPr>
+            <w:tcW w:type="dxa" w:w="2880"/>
+            <w:shd w:fill="1E2A5A"/>
+          </w:tcPr>
+          <w:p>
+            <w:r>
+              <w:rPr>
+                <w:b/>
+                <w:color w:val="FFFFFF"/>
+                <w:sz w:val="20"/>
+              </w:rPr>
+              <w:t>Quién decide</w:t>
+            </w:r>
+          </w:p>
+        </w:tc>
+        <w:tc>
+          <w:tcPr>
+            <w:tcW w:type="dxa" w:w="2880"/>
+            <w:shd w:fill="1E2A5A"/>
+          </w:tcPr>
+          <w:p>
+            <w:r>
+              <w:rPr>
+                <w:b/>
+                <w:color w:val="FFFFFF"/>
+                <w:sz w:val="20"/>
+              </w:rPr>
+              <w:t>Plazo orientativo</w:t>
+            </w:r>
+          </w:p>
+        </w:tc>
+      </w:tr>
+      <w:tr>
+        <w:tc>
+          <w:tcPr>
+            <w:tcW w:type="dxa" w:w="2880"/>
+          </w:tcPr>
+          <w:p>
+            <w:r>
+              <w:rPr>
+                <w:sz w:val="20"/>
+              </w:rPr>
+              <w:t>Medicamento mal entregado</w:t>
+            </w:r>
+          </w:p>
+        </w:tc>
+        <w:tc>
+          <w:tcPr>
+            <w:tcW w:type="dxa" w:w="2880"/>
+          </w:tcPr>
+          <w:p>
+            <w:r>
+              <w:rPr>
+                <w:sz w:val="20"/>
+              </w:rPr>
+              <w:t>Farmacia (+ mediación CS Zonix)</w:t>
+            </w:r>
+          </w:p>
+        </w:tc>
+        <w:tc>
+          <w:tcPr>
+            <w:tcW w:type="dxa" w:w="2880"/>
+          </w:tcPr>
+          <w:p>
+            <w:r>
+              <w:rPr>
+                <w:sz w:val="20"/>
+              </w:rPr>
+              <w:t>24 h</w:t>
+            </w:r>
+          </w:p>
+        </w:tc>
+      </w:tr>
+      <w:tr>
+        <w:tc>
+          <w:tcPr>
+            <w:tcW w:type="dxa" w:w="2880"/>
+          </w:tcPr>
+          <w:p>
+            <w:r>
+              <w:rPr>
+                <w:sz w:val="20"/>
+              </w:rPr>
+              <w:t>Receta ilegible / rechazada</w:t>
+            </w:r>
+          </w:p>
+        </w:tc>
+        <w:tc>
+          <w:tcPr>
+            <w:tcW w:type="dxa" w:w="2880"/>
+          </w:tcPr>
+          <w:p>
+            <w:r>
+              <w:rPr>
+                <w:sz w:val="20"/>
+              </w:rPr>
+              <w:t>Farmacéutico colegiado</w:t>
+            </w:r>
+          </w:p>
+        </w:tc>
+        <w:tc>
+          <w:tcPr>
+            <w:tcW w:type="dxa" w:w="2880"/>
+          </w:tcPr>
+          <w:p>
+            <w:r>
+              <w:rPr>
+                <w:sz w:val="20"/>
+              </w:rPr>
+              <w:t>Inmediato en app</w:t>
+            </w:r>
+          </w:p>
+        </w:tc>
+      </w:tr>
+      <w:tr>
+        <w:tc>
+          <w:tcPr>
+            <w:tcW w:type="dxa" w:w="2880"/>
+          </w:tcPr>
+          <w:p>
+            <w:r>
+              <w:rPr>
+                <w:sz w:val="20"/>
+              </w:rPr>
+              <w:t>Receta sospechosa de falsificación</w:t>
+            </w:r>
+          </w:p>
+        </w:tc>
+        <w:tc>
+          <w:tcPr>
+            <w:tcW w:type="dxa" w:w="2880"/>
+          </w:tcPr>
+          <w:p>
+            <w:r>
+              <w:rPr>
+                <w:sz w:val="20"/>
+              </w:rPr>
+              <w:t>Farmacéutico reporta; CS escala</w:t>
+            </w:r>
+          </w:p>
+        </w:tc>
+        <w:tc>
+          <w:tcPr>
+            <w:tcW w:type="dxa" w:w="2880"/>
+          </w:tcPr>
+          <w:p>
+            <w:r>
+              <w:rPr>
+                <w:sz w:val="20"/>
+              </w:rPr>
+              <w:t>Inmediato</w:t>
+            </w:r>
+          </w:p>
+        </w:tc>
+      </w:tr>
+      <w:tr>
+        <w:tc>
+          <w:tcPr>
+            <w:tcW w:type="dxa" w:w="2880"/>
+          </w:tcPr>
+          <w:p>
+            <w:r>
+              <w:rPr>
+                <w:sz w:val="20"/>
+              </w:rPr>
+              <w:t>Cadena de frío rota en ruta</w:t>
+            </w:r>
+          </w:p>
+        </w:tc>
+        <w:tc>
+          <w:tcPr>
+            <w:tcW w:type="dxa" w:w="2880"/>
+          </w:tcPr>
+          <w:p>
+            <w:r>
+              <w:rPr>
+                <w:sz w:val="20"/>
+              </w:rPr>
+              <w:t>Partner + farmacia; política reembolso</w:t>
+            </w:r>
+          </w:p>
+        </w:tc>
+        <w:tc>
+          <w:tcPr>
+            <w:tcW w:type="dxa" w:w="2880"/>
+          </w:tcPr>
+          <w:p>
+            <w:r>
+              <w:rPr>
+                <w:sz w:val="20"/>
+              </w:rPr>
+              <w:t>48 h</w:t>
+            </w:r>
+          </w:p>
+        </w:tc>
+      </w:tr>
+      <w:tr>
+        <w:tc>
+          <w:tcPr>
+            <w:tcW w:type="dxa" w:w="2880"/>
+          </w:tcPr>
+          <w:p>
+            <w:r>
+              <w:rPr>
+                <w:sz w:val="20"/>
+              </w:rPr>
+              <w:t>Paciente no retira receta retenida</w:t>
+            </w:r>
+          </w:p>
+        </w:tc>
+        <w:tc>
+          <w:tcPr>
+            <w:tcW w:type="dxa" w:w="2880"/>
+          </w:tcPr>
+          <w:p>
+            <w:r>
+              <w:rPr>
+                <w:sz w:val="20"/>
+              </w:rPr>
+              <w:t>Farmacia guarda según normativa local</w:t>
+            </w:r>
+          </w:p>
+        </w:tc>
+        <w:tc>
+          <w:tcPr>
+            <w:tcW w:type="dxa" w:w="2880"/>
+          </w:tcPr>
+          <w:p>
+            <w:r>
+              <w:rPr>
+                <w:sz w:val="20"/>
+              </w:rPr>
+              <w:t>Según contrato</w:t>
+            </w:r>
+          </w:p>
+        </w:tc>
+      </w:tr>
+    </w:tbl>
+    <w:p/>
+    <w:p>
+      <w:r>
+        <w:t xml:space="preserve">Zonix </w:t>
+      </w:r>
+      <w:r>
+        <w:rPr>
+          <w:b/>
+        </w:rPr>
+        <w:t>media</w:t>
+      </w:r>
+      <w:r>
+        <w:t xml:space="preserve"> pero no sustituye el criterio profesional del farmacéutico ni la responsabilidad del establecimiento ante MPPS.</w:t>
       </w:r>
     </w:p>
     <w:p>
@@ -2179,20 +3246,6 @@
     </w:p>
     <w:p>
       <w:r>
-        <w:t xml:space="preserve">5. </w:t>
-      </w:r>
-      <w:r>
-        <w:rPr>
-          <w:b/>
-        </w:rPr>
-        <w:t>Confianza B2B:</w:t>
-      </w:r>
-      <w:r>
-        <w:t xml:space="preserve"> ¿La trazabilidad digital de validación es un argumento de venta creíble frente al dueño de farmacia?</w:t>
-      </w:r>
-    </w:p>
-    <w:p>
-      <w:r>
         <w:t>────────────────────────────────────────</w:t>
       </w:r>
     </w:p>
@@ -2234,7 +3287,7 @@
         <w:t>no sustituye</w:t>
       </w:r>
       <w:r>
-        <w:t xml:space="preserve"> [`PLAN_RX_VALIDATION.md`](../../PLAN_RX_VALIDATION.md) ni dictamen MPPS/INHRR — es guía legible para aliado local.</w:t>
+        <w:t xml:space="preserve"> el plan técnico de validación Rx ni dictamen MPPS/INHRR — es guía legible para aliado local.</w:t>
       </w:r>
     </w:p>
     <w:p>
@@ -2250,6 +3303,18 @@
       <w:r>
         <w:t>; solo facilita el flujo entre paciente, farmacéutico y farmacia.</w:t>
       </w:r>
+    </w:p>
+    <w:p>
+      <w:r>
+        <w:t xml:space="preserve">- </w:t>
+      </w:r>
+      <w:r>
+        <w:rPr>
+          <w:b/>
+        </w:rPr>
+        <w:t>No es solicitud de inversión.</w:t>
+      </w:r>
+      <w:r/>
     </w:p>
     <w:p>
       <w:r>
